--- a/Training Materials/15. React with Redux/Hands On Assignments/Redux Toolkit Assignment 1.docx
+++ b/Training Materials/15. React with Redux/Hands On Assignments/Redux Toolkit Assignment 1.docx
@@ -33,6 +33,14 @@
     </w:p>
     <w:sdt>
       <w:sdtPr>
+        <w:rPr>
+          <w:rFonts w:asciiTheme="minorHAnsi" w:eastAsiaTheme="minorEastAsia" w:hAnsiTheme="minorHAnsi" w:cstheme="minorBidi"/>
+          <w:b w:val="0"/>
+          <w:bCs w:val="0"/>
+          <w:color w:val="auto"/>
+          <w:sz w:val="22"/>
+          <w:szCs w:val="22"/>
+        </w:rPr>
         <w:id w:val="1653951924"/>
         <w:docPartObj>
           <w:docPartGallery w:val="Table of Contents"/>
@@ -41,11 +49,7 @@
       </w:sdtPr>
       <w:sdtEndPr>
         <w:rPr>
-          <w:rFonts w:asciiTheme="minorHAnsi" w:eastAsiaTheme="minorEastAsia" w:hAnsiTheme="minorHAnsi" w:cstheme="minorBidi"/>
           <w:noProof/>
-          <w:color w:val="auto"/>
-          <w:sz w:val="22"/>
-          <w:szCs w:val="22"/>
         </w:rPr>
       </w:sdtEndPr>
       <w:sdtContent>
@@ -2072,6 +2076,9 @@
     </w:p>
     <w:p>
       <w:r>
+        <w:rPr>
+          <w:noProof/>
+        </w:rPr>
         <w:drawing>
           <wp:inline distT="0" distB="0" distL="0" distR="0" wp14:anchorId="66B420D1" wp14:editId="5298791B">
             <wp:extent cx="5486400" cy="2654300"/>
@@ -2116,6 +2123,9 @@
         </w:rPr>
       </w:pPr>
       <w:r>
+        <w:rPr>
+          <w:noProof/>
+        </w:rPr>
         <w:lastRenderedPageBreak/>
         <w:drawing>
           <wp:inline distT="0" distB="0" distL="0" distR="0" wp14:anchorId="4196327C" wp14:editId="11A9E77A">
@@ -2160,6 +2170,9 @@
         <w:t xml:space="preserve"> </w:t>
       </w:r>
       <w:r>
+        <w:rPr>
+          <w:noProof/>
+        </w:rPr>
         <w:drawing>
           <wp:inline distT="0" distB="0" distL="0" distR="0" wp14:anchorId="7F391F63" wp14:editId="32A45B81">
             <wp:extent cx="5486400" cy="2681605"/>
@@ -2212,6 +2225,9 @@
     </w:p>
     <w:p>
       <w:r>
+        <w:rPr>
+          <w:noProof/>
+        </w:rPr>
         <w:drawing>
           <wp:inline distT="0" distB="0" distL="0" distR="0" wp14:anchorId="2E72E982" wp14:editId="0DF010E6">
             <wp:extent cx="5486400" cy="2238375"/>
@@ -3174,6 +3190,7 @@
   <w:style w:type="character" w:default="1" w:styleId="DefaultParagraphFont">
     <w:name w:val="Default Paragraph Font"/>
     <w:uiPriority w:val="1"/>
+    <w:semiHidden/>
     <w:unhideWhenUsed/>
   </w:style>
   <w:style w:type="table" w:default="1" w:styleId="TableNormal">
